--- a/Especializacion/Proyecto I/Clases/Recursos/ACAs/Coevaluacion individual (4%) - instructivo.docx
+++ b/Especializacion/Proyecto I/Clases/Recursos/ACAs/Coevaluacion individual (4%) - instructivo.docx
@@ -266,7 +266,7 @@
           <w:color w:val="2B2B2B"/>
           <w:sz w:val="22"/>
         </w:rPr>
-        <w:t xml:space="preserve"> ([URL CDigital — campus del curso pendiente])</w:t>
+        <w:t xml:space="preserve"> (https://cdigital.cun.edu.co/course/view.php?id=130378)</w:t>
       </w:r>
     </w:p>
     <w:p>
@@ -934,7 +934,7 @@
                 <w:color w:val="2B2B2B"/>
                 <w:sz w:val="20"/>
               </w:rPr>
-              <w:t xml:space="preserve"> ([URL CDigital — campus del curso pendiente]), actividad «Coevaluación». Ningún otro canal cuenta.</w:t>
+              <w:t xml:space="preserve"> (https://cdigital.cun.edu.co/course/view.php?id=130378), actividad «Coevaluación». Ningún otro canal cuenta.</w:t>
             </w:r>
           </w:p>
         </w:tc>

--- a/Especializacion/Proyecto I/Clases/Recursos/ACAs/Coevaluacion individual (4%) - instructivo.docx
+++ b/Especializacion/Proyecto I/Clases/Recursos/ACAs/Coevaluacion individual (4%) - instructivo.docx
@@ -106,7 +106,7 @@
                 <w:color w:val="007433"/>
                 <w:sz w:val="16"/>
               </w:rPr>
-              <w:t>Instrumento individual de cierre · PROYECTO I</w:t>
+              <w:t>Instrumento individual de cierre (no es una ACA) · PROYECTO I</w:t>
             </w:r>
           </w:p>
         </w:tc>
@@ -152,7 +152,7 @@
           <w:color w:val="0C2340"/>
           <w:sz w:val="44"/>
         </w:rPr>
-        <w:t>Instructivo para estudiantes — instrumento individual de cierre</w:t>
+        <w:t>Instructivo para estudiantes — Coevaluación (instrumento individual de cierre)</w:t>
       </w:r>
     </w:p>
     <w:p>
@@ -203,7 +203,7 @@
           <w:color w:val="2B2B2B"/>
           <w:sz w:val="22"/>
         </w:rPr>
-        <w:t>Qué es:</w:t>
+        <w:t>Ítem en CDigital:</w:t>
       </w:r>
       <w:r>
         <w:rPr>
@@ -212,7 +212,7 @@
           <w:color w:val="2B2B2B"/>
           <w:sz w:val="22"/>
         </w:rPr>
-        <w:t xml:space="preserve"> un </w:t>
+        <w:t xml:space="preserve"> </w:t>
       </w:r>
       <w:r>
         <w:rPr>
@@ -221,7 +221,7 @@
           <w:color w:val="2B2B2B"/>
           <w:sz w:val="22"/>
         </w:rPr>
-        <w:t>formulario individual</w:t>
+        <w:t>Coevaluación</w:t>
       </w:r>
       <w:r>
         <w:rPr>
@@ -230,7 +230,27 @@
           <w:color w:val="2B2B2B"/>
           <w:sz w:val="22"/>
         </w:rPr>
-        <w:t xml:space="preserve"> que </w:t>
+        <w:t xml:space="preserve"> · Foro · 4% de la nota (corte 3)</w:t>
+      </w:r>
+    </w:p>
+    <w:p>
+      <w:r>
+        <w:rPr>
+          <w:rFonts w:ascii="Calibri" w:hAnsi="Calibri"/>
+          <w:b/>
+          <w:color w:val="2B2B2B"/>
+          <w:sz w:val="22"/>
+        </w:rPr>
+        <w:t>Qué haces:</w:t>
+      </w:r>
+      <w:r>
+        <w:rPr>
+          <w:rFonts w:ascii="Calibri" w:hAnsi="Calibri"/>
+          <w:b w:val="0"/>
+          <w:color w:val="2B2B2B"/>
+          <w:sz w:val="22"/>
+        </w:rPr>
+        <w:t xml:space="preserve"> </w:t>
       </w:r>
       <w:r>
         <w:rPr>
@@ -239,7 +259,7 @@
           <w:color w:val="2B2B2B"/>
           <w:sz w:val="22"/>
         </w:rPr>
-        <w:t>tú diligencias</w:t>
+        <w:t>participas</w:t>
       </w:r>
       <w:r>
         <w:rPr>
@@ -248,7 +268,25 @@
           <w:color w:val="2B2B2B"/>
           <w:sz w:val="22"/>
         </w:rPr>
-        <w:t xml:space="preserve"> en </w:t>
+        <w:t xml:space="preserve"> en el foro, de forma </w:t>
+      </w:r>
+      <w:r>
+        <w:rPr>
+          <w:rFonts w:ascii="Calibri" w:hAnsi="Calibri"/>
+          <w:b/>
+          <w:color w:val="2B2B2B"/>
+          <w:sz w:val="22"/>
+        </w:rPr>
+        <w:t>individual</w:t>
+      </w:r>
+      <w:r>
+        <w:rPr>
+          <w:rFonts w:ascii="Calibri" w:hAnsi="Calibri"/>
+          <w:b w:val="0"/>
+          <w:color w:val="2B2B2B"/>
+          <w:sz w:val="22"/>
+        </w:rPr>
+        <w:t xml:space="preserve">, en </w:t>
       </w:r>
       <w:r>
         <w:rPr>
@@ -306,7 +344,43 @@
           <w:color w:val="2B2B2B"/>
           <w:sz w:val="22"/>
         </w:rPr>
-        <w:t xml:space="preserve"> ESP329 (evaluación Art. 41: ACA1 25% · ACA2 25% · ACA3 42% · autoevaluación 4% · coevaluación 4%) · Manual del Docente / AFI (contenido de cada entrega)</w:t>
+        <w:t xml:space="preserve"> ESP329 (Art. 41: nota única del periodo) · </w:t>
+      </w:r>
+      <w:r>
+        <w:rPr>
+          <w:rFonts w:ascii="Calibri" w:hAnsi="Calibri"/>
+          <w:b/>
+          <w:color w:val="2B2B2B"/>
+          <w:sz w:val="22"/>
+        </w:rPr>
+        <w:t>libro de calificaciones del aula (CDigital, auditoría 2026-08-10):</w:t>
+      </w:r>
+      <w:r>
+        <w:rPr>
+          <w:rFonts w:ascii="Calibri" w:hAnsi="Calibri"/>
+          <w:b w:val="0"/>
+          <w:color w:val="2B2B2B"/>
+          <w:sz w:val="22"/>
+        </w:rPr>
+        <w:t xml:space="preserve"> Corte 1 25% = Quiz 25% · Corte 2 25% = ACA 1 25% · Corte 3 50% = ACA FINAL 42% + Autoevaluación 4% + Coevaluación 4% · ventanas del </w:t>
+      </w:r>
+      <w:r>
+        <w:rPr>
+          <w:rFonts w:ascii="Calibri" w:hAnsi="Calibri"/>
+          <w:b/>
+          <w:color w:val="2B2B2B"/>
+          <w:sz w:val="22"/>
+        </w:rPr>
+        <w:t>cronograma oficial de Coordinación (AFI)</w:t>
+      </w:r>
+      <w:r>
+        <w:rPr>
+          <w:rFonts w:ascii="Calibri" w:hAnsi="Calibri"/>
+          <w:b w:val="0"/>
+          <w:color w:val="2B2B2B"/>
+          <w:sz w:val="22"/>
+        </w:rPr>
+        <w:t xml:space="preserve"> · Manual del Docente / Instructivo Proyecto I (contenido de cada entrega)</w:t>
       </w:r>
     </w:p>
     <w:p>
@@ -322,7 +396,7 @@
           <w:color w:val="2B2B2B"/>
           <w:sz w:val="21"/>
         </w:rPr>
-        <w:t xml:space="preserve">Las ACAs de este curso son </w:t>
+        <w:t xml:space="preserve">Existe en </w:t>
       </w:r>
       <w:r>
         <w:rPr>
@@ -332,7 +406,7 @@
           <w:color w:val="2B2B2B"/>
           <w:sz w:val="21"/>
         </w:rPr>
-        <w:t>tres</w:t>
+        <w:t>los cinco cursos</w:t>
       </w:r>
       <w:r>
         <w:rPr>
@@ -342,7 +416,7 @@
           <w:color w:val="2B2B2B"/>
           <w:sz w:val="21"/>
         </w:rPr>
-        <w:t xml:space="preserve"> (ACA 1, ACA 2 y ACA 3). La coevaluación es un </w:t>
+        <w:t xml:space="preserve"> del Docente, no solo en Proyecto I (así está creada en las aulas). Lo que cambia entre cursos es el </w:t>
       </w:r>
       <w:r>
         <w:rPr>
@@ -352,7 +426,7 @@
           <w:color w:val="2B2B2B"/>
           <w:sz w:val="21"/>
         </w:rPr>
-        <w:t>instrumento individual de cierre</w:t>
+        <w:t>peso</w:t>
       </w:r>
       <w:r>
         <w:rPr>
@@ -362,27 +436,7 @@
           <w:color w:val="2B2B2B"/>
           <w:sz w:val="21"/>
         </w:rPr>
-        <w:t xml:space="preserve">: se diligencia dentro de su ventana en CDigital. Si tienes dudas, confirma con </w:t>
-      </w:r>
-      <w:r>
-        <w:rPr>
-          <w:rFonts w:ascii="Calibri" w:hAnsi="Calibri"/>
-          <w:b/>
-          <w:i/>
-          <w:color w:val="2B2B2B"/>
-          <w:sz w:val="21"/>
-        </w:rPr>
-        <w:t>el Docente</w:t>
-      </w:r>
-      <w:r>
-        <w:rPr>
-          <w:rFonts w:ascii="Calibri" w:hAnsi="Calibri"/>
-          <w:b w:val="0"/>
-          <w:i/>
-          <w:color w:val="2B2B2B"/>
-          <w:sz w:val="21"/>
-        </w:rPr>
-        <w:t xml:space="preserve"> y con lo publicado en el aula.</w:t>
+        <w:t>.</w:t>
       </w:r>
     </w:p>
     <w:p>
@@ -396,7 +450,7 @@
           <w:color w:val="007433"/>
           <w:sz w:val="32"/>
         </w:rPr>
-        <w:t>Ventana para diligenciarla</w:t>
+        <w:t>Ventana para participar en el foro</w:t>
       </w:r>
     </w:p>
     <w:p>
@@ -407,7 +461,7 @@
           <w:color w:val="2B2B2B"/>
           <w:sz w:val="22"/>
         </w:rPr>
-        <w:t>Ventana de diligenciamiento:</w:t>
+        <w:t>Ventana para participar en el foro (CDigital):</w:t>
       </w:r>
       <w:r>
         <w:rPr>
@@ -445,7 +499,7 @@
           <w:color w:val="2B2B2B"/>
           <w:sz w:val="22"/>
         </w:rPr>
-        <w:t>Día de referencia del curso:</w:t>
+        <w:t>Tipo en el aula:</w:t>
       </w:r>
       <w:r>
         <w:rPr>
@@ -454,7 +508,7 @@
           <w:color w:val="2B2B2B"/>
           <w:sz w:val="22"/>
         </w:rPr>
-        <w:t xml:space="preserve"> lun. Entrega / cierre solo por </w:t>
+        <w:t xml:space="preserve"> Foro · </w:t>
       </w:r>
       <w:r>
         <w:rPr>
@@ -463,7 +517,7 @@
           <w:color w:val="2B2B2B"/>
           <w:sz w:val="22"/>
         </w:rPr>
-        <w:t>CDigital</w:t>
+        <w:t>4%</w:t>
       </w:r>
       <w:r>
         <w:rPr>
@@ -472,7 +526,23 @@
           <w:color w:val="2B2B2B"/>
           <w:sz w:val="22"/>
         </w:rPr>
-        <w:t>.</w:t>
+        <w:t xml:space="preserve"> de la nota (corte 3).</w:t>
+      </w:r>
+    </w:p>
+    <w:p>
+      <w:pPr>
+        <w:ind w:left="432"/>
+        <w:shd w:val="clear" w:fill="E8F5EC"/>
+      </w:pPr>
+      <w:r>
+        <w:rPr>
+          <w:rFonts w:ascii="Calibri" w:hAnsi="Calibri"/>
+          <w:b w:val="0"/>
+          <w:i/>
+          <w:color w:val="2B2B2B"/>
+          <w:sz w:val="21"/>
+        </w:rPr>
+        <w:t>Fechas OFICIALES de Coordinación (Cronograma_Proyecto_I_II_Especializaciones_26ES4.pdf) sobre la estructura real del aula en CDigital: Quiz 25% (corte 1) · ACA 1 25% (corte 2) · ACA FINAL 42% + autoevaluación 4% + coevaluación 4% (corte 3). Cierre y registro de todas las notas: 22/11/2026.</w:t>
       </w:r>
     </w:p>
     <w:p>
@@ -497,7 +567,7 @@
           <w:color w:val="2B2B2B"/>
           <w:sz w:val="22"/>
         </w:rPr>
-        <w:t>Coevaluación individual</w:t>
+        <w:t>Coevaluación</w:t>
       </w:r>
       <w:r>
         <w:rPr>
@@ -524,54 +594,7 @@
           <w:color w:val="2B2B2B"/>
           <w:sz w:val="22"/>
         </w:rPr>
-        <w:t xml:space="preserve"> de la nota única del curso · instrumento de cierre.</w:t>
-      </w:r>
-    </w:p>
-    <w:p>
-      <w:r>
-        <w:rPr>
-          <w:rFonts w:ascii="Calibri" w:hAnsi="Calibri"/>
-          <w:b w:val="0"/>
-          <w:color w:val="2B2B2B"/>
-          <w:sz w:val="22"/>
-        </w:rPr>
-        <w:t xml:space="preserve">Es un </w:t>
-      </w:r>
-      <w:r>
-        <w:rPr>
-          <w:rFonts w:ascii="Calibri" w:hAnsi="Calibri"/>
-          <w:b/>
-          <w:color w:val="2B2B2B"/>
-          <w:sz w:val="22"/>
-        </w:rPr>
-        <w:t>instrumento que tú diligencias</w:t>
-      </w:r>
-      <w:r>
-        <w:rPr>
-          <w:rFonts w:ascii="Calibri" w:hAnsi="Calibri"/>
-          <w:b w:val="0"/>
-          <w:color w:val="2B2B2B"/>
-          <w:sz w:val="22"/>
-        </w:rPr>
-        <w:t xml:space="preserve"> (tipo formulario) en CDigital para valorar el trabajo colaborativo y los aportes de </w:t>
-      </w:r>
-      <w:r>
-        <w:rPr>
-          <w:rFonts w:ascii="Calibri" w:hAnsi="Calibri"/>
-          <w:b/>
-          <w:color w:val="2B2B2B"/>
-          <w:sz w:val="22"/>
-        </w:rPr>
-        <w:t>tus compañeros de equipo</w:t>
-      </w:r>
-      <w:r>
-        <w:rPr>
-          <w:rFonts w:ascii="Calibri" w:hAnsi="Calibri"/>
-          <w:b w:val="0"/>
-          <w:color w:val="2B2B2B"/>
-          <w:sz w:val="22"/>
-        </w:rPr>
-        <w:t xml:space="preserve"> (máx. 3), con criterio académico y respeto.</w:t>
+        <w:t xml:space="preserve"> de la nota del curso · corte 3 · instrumento individual de cierre.</w:t>
       </w:r>
     </w:p>
     <w:p>
@@ -582,7 +605,7 @@
           <w:color w:val="2B2B2B"/>
           <w:sz w:val="22"/>
         </w:rPr>
-        <w:t>No es una ACA.</w:t>
+        <w:t>Coevaluación</w:t>
       </w:r>
       <w:r>
         <w:rPr>
@@ -591,7 +614,7 @@
           <w:color w:val="2B2B2B"/>
           <w:sz w:val="22"/>
         </w:rPr>
-        <w:t xml:space="preserve"> Las ACAs de Proyecto I son </w:t>
+        <w:t xml:space="preserve"> es un </w:t>
       </w:r>
       <w:r>
         <w:rPr>
@@ -600,7 +623,7 @@
           <w:color w:val="2B2B2B"/>
           <w:sz w:val="22"/>
         </w:rPr>
-        <w:t>tres</w:t>
+        <w:t>foro</w:t>
       </w:r>
       <w:r>
         <w:rPr>
@@ -609,7 +632,7 @@
           <w:color w:val="2B2B2B"/>
           <w:sz w:val="22"/>
         </w:rPr>
-        <w:t xml:space="preserve"> — ACA 1 (25%), ACA 2 (25%) y ACA 3 / anteproyecto consolidado (42%) —, y son entregas documentales por equipo con rúbrica. La coevaluación (4%) y la autoevaluación (4%) completan el 100% de la nota única (Art. 41), pero </w:t>
+        <w:t xml:space="preserve"> del aula (así está creada la actividad en CDigital): </w:t>
       </w:r>
       <w:r>
         <w:rPr>
@@ -618,7 +641,7 @@
           <w:color w:val="2B2B2B"/>
           <w:sz w:val="22"/>
         </w:rPr>
-        <w:t>no</w:t>
+        <w:t>participas publicando tu aporte</w:t>
       </w:r>
       <w:r>
         <w:rPr>
@@ -627,7 +650,7 @@
           <w:color w:val="2B2B2B"/>
           <w:sz w:val="22"/>
         </w:rPr>
-        <w:t xml:space="preserve"> son una cuarta ni una quinta ACA:</w:t>
+        <w:t>, en el que valoras el trabajo colaborativo y los aportes de tus compañeros con criterio académico y respeto.</w:t>
       </w:r>
     </w:p>
     <w:p>
@@ -650,7 +673,25 @@
           <w:color w:val="2B2B2B"/>
           <w:sz w:val="22"/>
         </w:rPr>
-        <w:t xml:space="preserve"> subes documento ni usas la plantilla APA: no hay archivo que entregar.</w:t>
+        <w:t xml:space="preserve"> es un formulario de preguntas: es un </w:t>
+      </w:r>
+      <w:r>
+        <w:rPr>
+          <w:rFonts w:ascii="Calibri" w:hAnsi="Calibri"/>
+          <w:b/>
+          <w:color w:val="2B2B2B"/>
+          <w:sz w:val="22"/>
+        </w:rPr>
+        <w:t>foro</w:t>
+      </w:r>
+      <w:r>
+        <w:rPr>
+          <w:rFonts w:ascii="Calibri" w:hAnsi="Calibri"/>
+          <w:b w:val="0"/>
+          <w:color w:val="2B2B2B"/>
+          <w:sz w:val="22"/>
+        </w:rPr>
+        <w:t>. Si no publicas, no participaste.</w:t>
       </w:r>
     </w:p>
     <w:p>
@@ -673,7 +714,7 @@
           <w:color w:val="2B2B2B"/>
           <w:sz w:val="22"/>
         </w:rPr>
-        <w:t xml:space="preserve"> la diligencia el equipo en bloque: cada integrante diligencia la suya.</w:t>
+        <w:t xml:space="preserve"> se sube documento ni se usa la plantilla APA: no hay archivo que entregar.</w:t>
       </w:r>
     </w:p>
     <w:p>
@@ -687,7 +728,7 @@
           <w:color w:val="2B2B2B"/>
           <w:sz w:val="22"/>
         </w:rPr>
-        <w:t>No sustituye la ACA 3</w:t>
+        <w:t>No</w:t>
       </w:r>
       <w:r>
         <w:rPr>
@@ -696,7 +737,7 @@
           <w:color w:val="2B2B2B"/>
           <w:sz w:val="22"/>
         </w:rPr>
-        <w:t xml:space="preserve"> ni cambia la calificación docente de las entregas grupales.</w:t>
+        <w:t xml:space="preserve"> la publica un vocero por el equipo: cada quien escribe su propio aporte.</w:t>
       </w:r>
     </w:p>
     <w:p>
@@ -710,7 +751,7 @@
           <w:color w:val="2B2B2B"/>
           <w:sz w:val="22"/>
         </w:rPr>
-        <w:t>Solo existe en Proyecto I.</w:t>
+        <w:t>No</w:t>
       </w:r>
       <w:r>
         <w:rPr>
@@ -719,7 +760,25 @@
           <w:color w:val="2B2B2B"/>
           <w:sz w:val="22"/>
         </w:rPr>
-        <w:t xml:space="preserve"> No aplica en Proyecto II ni en los cursos de pregrado (Art. 52).</w:t>
+        <w:t xml:space="preserve"> sustituye la </w:t>
+      </w:r>
+      <w:r>
+        <w:rPr>
+          <w:rFonts w:ascii="Calibri" w:hAnsi="Calibri"/>
+          <w:b/>
+          <w:color w:val="2B2B2B"/>
+          <w:sz w:val="22"/>
+        </w:rPr>
+        <w:t>ACA FINAL</w:t>
+      </w:r>
+      <w:r>
+        <w:rPr>
+          <w:rFonts w:ascii="Calibri" w:hAnsi="Calibri"/>
+          <w:b w:val="0"/>
+          <w:color w:val="2B2B2B"/>
+          <w:sz w:val="22"/>
+        </w:rPr>
+        <w:t xml:space="preserve"> ni cambia la calificación de las entregas documentales.</w:t>
       </w:r>
     </w:p>
     <w:p>
@@ -730,7 +789,7 @@
           <w:color w:val="2B2B2B"/>
           <w:sz w:val="22"/>
         </w:rPr>
-        <w:t>Fuente:</w:t>
+        <w:t>Contexto:</w:t>
       </w:r>
       <w:r>
         <w:rPr>
@@ -739,7 +798,7 @@
           <w:color w:val="2B2B2B"/>
           <w:sz w:val="22"/>
         </w:rPr>
-        <w:t xml:space="preserve"> ESP329 · Art. 41 Reglamento Estudiantil (nota única) · cronograma AFI / Instructivo Proyecto I (obligatoria al cierre de Proyecto I; </w:t>
+        <w:t xml:space="preserve"> en Proyecto I la nota es </w:t>
       </w:r>
       <w:r>
         <w:rPr>
@@ -748,7 +807,7 @@
           <w:color w:val="2B2B2B"/>
           <w:sz w:val="22"/>
         </w:rPr>
-        <w:t>no</w:t>
+        <w:t>única</w:t>
       </w:r>
       <w:r>
         <w:rPr>
@@ -757,7 +816,72 @@
           <w:color w:val="2B2B2B"/>
           <w:sz w:val="22"/>
         </w:rPr>
-        <w:t xml:space="preserve"> en Proyecto II).</w:t>
+        <w:t xml:space="preserve"> (Art. 41 Reglamento Estudiantil) y este instrumento vale </w:t>
+      </w:r>
+      <w:r>
+        <w:rPr>
+          <w:rFonts w:ascii="Calibri" w:hAnsi="Calibri"/>
+          <w:b/>
+          <w:color w:val="2B2B2B"/>
+          <w:sz w:val="22"/>
+        </w:rPr>
+        <w:t>4%</w:t>
+      </w:r>
+      <w:r>
+        <w:rPr>
+          <w:rFonts w:ascii="Calibri" w:hAnsi="Calibri"/>
+          <w:b w:val="0"/>
+          <w:color w:val="2B2B2B"/>
+          <w:sz w:val="22"/>
+        </w:rPr>
+        <w:t xml:space="preserve"> (ESP329 · «MECANISMOS Y ESTRATEGIAS DE EVALUACIÓN»). Es obligatorio al cierre de Proyecto I (cronograma AFI / Instructivo Proyecto I).</w:t>
+      </w:r>
+    </w:p>
+    <w:p>
+      <w:r>
+        <w:rPr>
+          <w:rFonts w:ascii="Calibri" w:hAnsi="Calibri"/>
+          <w:b w:val="0"/>
+          <w:color w:val="2B2B2B"/>
+          <w:sz w:val="22"/>
+        </w:rPr>
+        <w:t xml:space="preserve">Con </w:t>
+      </w:r>
+      <w:r>
+        <w:rPr>
+          <w:rFonts w:ascii="Calibri" w:hAnsi="Calibri"/>
+          <w:b/>
+          <w:color w:val="2B2B2B"/>
+          <w:sz w:val="22"/>
+        </w:rPr>
+        <w:t>Autoevaluación</w:t>
+      </w:r>
+      <w:r>
+        <w:rPr>
+          <w:rFonts w:ascii="Calibri" w:hAnsi="Calibri"/>
+          <w:b w:val="0"/>
+          <w:color w:val="2B2B2B"/>
+          <w:sz w:val="22"/>
+        </w:rPr>
+        <w:t xml:space="preserve"> (Cuestionario, 4%) forman los </w:t>
+      </w:r>
+      <w:r>
+        <w:rPr>
+          <w:rFonts w:ascii="Calibri" w:hAnsi="Calibri"/>
+          <w:b/>
+          <w:color w:val="2B2B2B"/>
+          <w:sz w:val="22"/>
+        </w:rPr>
+        <w:t>dos</w:t>
+      </w:r>
+      <w:r>
+        <w:rPr>
+          <w:rFonts w:ascii="Calibri" w:hAnsi="Calibri"/>
+          <w:b w:val="0"/>
+          <w:color w:val="2B2B2B"/>
+          <w:sz w:val="22"/>
+        </w:rPr>
+        <w:t xml:space="preserve"> instrumentos individuales que cierran el corte 3: son actividades distintas y cada una tiene su propia ventana. Hacer una no cuenta como haber hecho la otra.</w:t>
       </w:r>
     </w:p>
     <w:p>
@@ -771,7 +895,7 @@
           <w:color w:val="007433"/>
           <w:sz w:val="32"/>
         </w:rPr>
-        <w:t>2. Quién la diligencia, dónde y cuándo</w:t>
+        <w:t>2. Quién, dónde y cuándo</w:t>
       </w:r>
     </w:p>
     <w:tbl>
@@ -867,7 +991,7 @@
                 <w:color w:val="2B2B2B"/>
                 <w:sz w:val="20"/>
               </w:rPr>
-              <w:t>Cada estudiante, de forma individual</w:t>
+              <w:t>Cada estudiante, de forma individual.</w:t>
             </w:r>
             <w:r>
               <w:rPr>
@@ -876,7 +1000,7 @@
                 <w:color w:val="2B2B2B"/>
                 <w:sz w:val="20"/>
               </w:rPr>
-              <w:t>, sobre sus compañeros de equipo. Nadie la diligencia por otro.</w:t>
+              <w:t xml:space="preserve"> Nadie lo hace por otro.</w:t>
             </w:r>
           </w:p>
         </w:tc>
@@ -988,7 +1112,7 @@
                 <w:color w:val="2B2B2B"/>
                 <w:sz w:val="20"/>
               </w:rPr>
-              <w:t xml:space="preserve"> indicada arriba (abre justo después de la ACA 3).</w:t>
+              <w:t xml:space="preserve"> indicada arriba. El Docente la habilita al abrir y la cierra al terminar.</w:t>
             </w:r>
           </w:p>
         </w:tc>
@@ -1009,7 +1133,7 @@
                 <w:color w:val="2B2B2B"/>
                 <w:sz w:val="20"/>
               </w:rPr>
-              <w:t>¿Qué se entrega?</w:t>
+              <w:t>¿Qué queda como evidencia?</w:t>
             </w:r>
           </w:p>
         </w:tc>
@@ -1028,7 +1152,25 @@
                 <w:color w:val="2B2B2B"/>
                 <w:sz w:val="20"/>
               </w:rPr>
-              <w:t>Nada por archivo: el registro queda en CDigital al enviar el formulario.</w:t>
+              <w:t xml:space="preserve">Tu </w:t>
+            </w:r>
+            <w:r>
+              <w:rPr>
+                <w:rFonts w:ascii="Calibri" w:hAnsi="Calibri"/>
+                <w:b/>
+                <w:color w:val="2B2B2B"/>
+                <w:sz w:val="20"/>
+              </w:rPr>
+              <w:t>participación publicada en el foro</w:t>
+            </w:r>
+            <w:r>
+              <w:rPr>
+                <w:rFonts w:ascii="Calibri" w:hAnsi="Calibri"/>
+                <w:b w:val="0"/>
+                <w:color w:val="2B2B2B"/>
+                <w:sz w:val="20"/>
+              </w:rPr>
+              <w:t xml:space="preserve"> (queda con fecha y hora).</w:t>
             </w:r>
           </w:p>
         </w:tc>
@@ -1078,7 +1220,7 @@
           <w:color w:val="2B2B2B"/>
           <w:sz w:val="22"/>
         </w:rPr>
-        <w:t xml:space="preserve"> de la ventana (la publica el Docente).</w:t>
+        <w:t xml:space="preserve"> de la ventana (lo publica el Docente).</w:t>
       </w:r>
     </w:p>
     <w:p>
@@ -1092,7 +1234,7 @@
           <w:color w:val="2B2B2B"/>
           <w:sz w:val="22"/>
         </w:rPr>
-        <w:t xml:space="preserve">Entra a la actividad </w:t>
+        <w:t xml:space="preserve">Entra al </w:t>
       </w:r>
       <w:r>
         <w:rPr>
@@ -1101,7 +1243,7 @@
           <w:color w:val="2B2B2B"/>
           <w:sz w:val="22"/>
         </w:rPr>
-        <w:t>Coevaluación</w:t>
+        <w:t>foro «Coevaluación»</w:t>
       </w:r>
       <w:r>
         <w:rPr>
@@ -1110,7 +1252,30 @@
           <w:color w:val="2B2B2B"/>
           <w:sz w:val="22"/>
         </w:rPr>
-        <w:t xml:space="preserve"> del aula.</w:t>
+        <w:t xml:space="preserve"> del aula y lee la consigna y la escala publicadas.</w:t>
+      </w:r>
+    </w:p>
+    <w:p>
+      <w:pPr>
+        <w:pStyle w:val="ListNumber"/>
+      </w:pPr>
+      <w:r>
+        <w:rPr>
+          <w:rFonts w:ascii="Calibri" w:hAnsi="Calibri"/>
+          <w:b/>
+          <w:color w:val="2B2B2B"/>
+          <w:sz w:val="22"/>
+        </w:rPr>
+        <w:t>Publica tu aporte</w:t>
+      </w:r>
+      <w:r>
+        <w:rPr>
+          <w:rFonts w:ascii="Calibri" w:hAnsi="Calibri"/>
+          <w:b w:val="0"/>
+          <w:color w:val="2B2B2B"/>
+          <w:sz w:val="22"/>
+        </w:rPr>
+        <w:t xml:space="preserve"> siguiendo esa consigna (una intervención por estudiante, salvo que el Docente pida réplicas).</w:t>
       </w:r>
     </w:p>
     <w:p>
@@ -1124,39 +1289,7 @@
           <w:color w:val="2B2B2B"/>
           <w:sz w:val="22"/>
         </w:rPr>
-        <w:t xml:space="preserve">Diligénciala </w:t>
-      </w:r>
-      <w:r>
-        <w:rPr>
-          <w:rFonts w:ascii="Calibri" w:hAnsi="Calibri"/>
-          <w:b/>
-          <w:color w:val="2B2B2B"/>
-          <w:sz w:val="22"/>
-        </w:rPr>
-        <w:t>individualmente</w:t>
-      </w:r>
-      <w:r>
-        <w:rPr>
-          <w:rFonts w:ascii="Calibri" w:hAnsi="Calibri"/>
-          <w:b w:val="0"/>
-          <w:color w:val="2B2B2B"/>
-          <w:sz w:val="22"/>
-        </w:rPr>
-        <w:t>, siguiendo las instrucciones y la escala publicadas.</w:t>
-      </w:r>
-    </w:p>
-    <w:p>
-      <w:pPr>
-        <w:pStyle w:val="ListNumber"/>
-      </w:pPr>
-      <w:r>
-        <w:rPr>
-          <w:rFonts w:ascii="Calibri" w:hAnsi="Calibri"/>
-          <w:b w:val="0"/>
-          <w:color w:val="2B2B2B"/>
-          <w:sz w:val="22"/>
-        </w:rPr>
-        <w:t xml:space="preserve">Sé objetivo: valora </w:t>
+        <w:t xml:space="preserve">Valora </w:t>
       </w:r>
       <w:r>
         <w:rPr>
@@ -1174,7 +1307,7 @@
           <w:color w:val="2B2B2B"/>
           <w:sz w:val="22"/>
         </w:rPr>
-        <w:t xml:space="preserve"> del trabajo conjunto (entregas cumplidas, reparto de tareas, calidad de los aportes), nunca la persona.</w:t>
+        <w:t xml:space="preserve"> del trabajo conjunto: entregas cumplidas, reparto de tareas, calidad de los aportes. Nunca la persona.</w:t>
       </w:r>
     </w:p>
     <w:p>
@@ -1184,11 +1317,20 @@
       <w:r>
         <w:rPr>
           <w:rFonts w:ascii="Calibri" w:hAnsi="Calibri"/>
+          <w:b w:val="0"/>
+          <w:color w:val="2B2B2B"/>
+          <w:sz w:val="22"/>
+        </w:rPr>
+        <w:t xml:space="preserve">Recuerda que el foro </w:t>
+      </w:r>
+      <w:r>
+        <w:rPr>
+          <w:rFonts w:ascii="Calibri" w:hAnsi="Calibri"/>
           <w:b/>
           <w:color w:val="2B2B2B"/>
           <w:sz w:val="22"/>
         </w:rPr>
-        <w:t>Envía</w:t>
+        <w:t>lo leen otros</w:t>
       </w:r>
       <w:r>
         <w:rPr>
@@ -1197,7 +1339,39 @@
           <w:color w:val="2B2B2B"/>
           <w:sz w:val="22"/>
         </w:rPr>
-        <w:t xml:space="preserve"> dentro de la ventana; conserva evidencia si el aula lo permite.</w:t>
+        <w:t>: escribe lo que sostendrías de frente, con respeto.</w:t>
+      </w:r>
+    </w:p>
+    <w:p>
+      <w:pPr>
+        <w:pStyle w:val="ListNumber"/>
+      </w:pPr>
+      <w:r>
+        <w:rPr>
+          <w:rFonts w:ascii="Calibri" w:hAnsi="Calibri"/>
+          <w:b w:val="0"/>
+          <w:color w:val="2B2B2B"/>
+          <w:sz w:val="22"/>
+        </w:rPr>
+        <w:t xml:space="preserve">Verifica que tu mensaje quedó </w:t>
+      </w:r>
+      <w:r>
+        <w:rPr>
+          <w:rFonts w:ascii="Calibri" w:hAnsi="Calibri"/>
+          <w:b/>
+          <w:color w:val="2B2B2B"/>
+          <w:sz w:val="22"/>
+        </w:rPr>
+        <w:t>publicado</w:t>
+      </w:r>
+      <w:r>
+        <w:rPr>
+          <w:rFonts w:ascii="Calibri" w:hAnsi="Calibri"/>
+          <w:b w:val="0"/>
+          <w:color w:val="2B2B2B"/>
+          <w:sz w:val="22"/>
+        </w:rPr>
+        <w:t xml:space="preserve"> dentro de la ventana (en un foro, un borrador sin enviar no cuenta).</w:t>
       </w:r>
     </w:p>
     <w:p>
@@ -1211,7 +1385,7 @@
           <w:color w:val="007433"/>
           <w:sz w:val="32"/>
         </w:rPr>
-        <w:t>4. Qué pasa si no la diligencias</w:t>
+        <w:t>4. Qué pasa si no lo haces</w:t>
       </w:r>
     </w:p>
     <w:p>
@@ -1234,7 +1408,25 @@
           <w:color w:val="2B2B2B"/>
           <w:sz w:val="22"/>
         </w:rPr>
-        <w:t>4% queda en cero</w:t>
+        <w:t>4%</w:t>
+      </w:r>
+      <w:r>
+        <w:rPr>
+          <w:rFonts w:ascii="Calibri" w:hAnsi="Calibri"/>
+          <w:b w:val="0"/>
+          <w:color w:val="2B2B2B"/>
+          <w:sz w:val="22"/>
+        </w:rPr>
+        <w:t xml:space="preserve"> queda en </w:t>
+      </w:r>
+      <w:r>
+        <w:rPr>
+          <w:rFonts w:ascii="Calibri" w:hAnsi="Calibri"/>
+          <w:b/>
+          <w:color w:val="2B2B2B"/>
+          <w:sz w:val="22"/>
+        </w:rPr>
+        <w:t>cero</w:t>
       </w:r>
       <w:r>
         <w:rPr>
@@ -1353,7 +1545,25 @@
           <w:color w:val="2B2B2B"/>
           <w:sz w:val="22"/>
         </w:rPr>
-        <w:t xml:space="preserve"> es la actividad completada en CDigital (queda con fecha y hora).</w:t>
+        <w:t xml:space="preserve"> es tu </w:t>
+      </w:r>
+      <w:r>
+        <w:rPr>
+          <w:rFonts w:ascii="Calibri" w:hAnsi="Calibri"/>
+          <w:b/>
+          <w:color w:val="2B2B2B"/>
+          <w:sz w:val="22"/>
+        </w:rPr>
+        <w:t>participación publicada en el foro</w:t>
+      </w:r>
+      <w:r>
+        <w:rPr>
+          <w:rFonts w:ascii="Calibri" w:hAnsi="Calibri"/>
+          <w:b w:val="0"/>
+          <w:color w:val="2B2B2B"/>
+          <w:sz w:val="22"/>
+        </w:rPr>
+        <w:t xml:space="preserve"> (queda con fecha y hora).</w:t>
       </w:r>
     </w:p>
     <w:p>
@@ -1385,7 +1595,7 @@
           <w:color w:val="2B2B2B"/>
           <w:sz w:val="22"/>
         </w:rPr>
-        <w:t xml:space="preserve"> en el gradebook antes del cierre de notas.</w:t>
+        <w:t xml:space="preserve"> en el libro de calificaciones antes del cierre de notas.</w:t>
       </w:r>
     </w:p>
     <w:p>
@@ -1413,7 +1623,7 @@
           <w:color w:val="2B2B2B"/>
           <w:sz w:val="22"/>
         </w:rPr>
-        <w:t xml:space="preserve">[ ] Diligenciaste </w:t>
+        <w:t xml:space="preserve">[ ] Publicaste </w:t>
       </w:r>
       <w:r>
         <w:rPr>
@@ -1431,7 +1641,7 @@
           <w:color w:val="2B2B2B"/>
           <w:sz w:val="22"/>
         </w:rPr>
-        <w:t xml:space="preserve"> la coevaluación dentro de la ventana</w:t>
+        <w:t xml:space="preserve"> tu aporte en el foro, dentro de la ventana</w:t>
       </w:r>
     </w:p>
     <w:p>
@@ -1445,7 +1655,7 @@
           <w:color w:val="2B2B2B"/>
           <w:sz w:val="22"/>
         </w:rPr>
-        <w:t>[ ] Valoración respetuosa y fundamentada en el trabajo del equipo</w:t>
+        <w:t>[ ] La valoración es respetuosa y está fundamentada en el trabajo del equipo</w:t>
       </w:r>
     </w:p>
     <w:p>
@@ -1459,7 +1669,34 @@
           <w:color w:val="2B2B2B"/>
           <w:sz w:val="22"/>
         </w:rPr>
-        <w:t>[ ] Cada integrante diligenció la suya (es individual)</w:t>
+        <w:t xml:space="preserve">[ ] Tienes claro que </w:t>
+      </w:r>
+      <w:r>
+        <w:rPr>
+          <w:rFonts w:ascii="Calibri" w:hAnsi="Calibri"/>
+          <w:b/>
+          <w:color w:val="2B2B2B"/>
+          <w:sz w:val="22"/>
+        </w:rPr>
+        <w:t>no</w:t>
+      </w:r>
+      <w:r>
+        <w:rPr>
+          <w:rFonts w:ascii="Calibri" w:hAnsi="Calibri"/>
+          <w:b w:val="0"/>
+          <w:color w:val="2B2B2B"/>
+          <w:sz w:val="22"/>
+        </w:rPr>
+        <w:t xml:space="preserve"> reemplaza ni compensa la </w:t>
+      </w:r>
+      <w:r>
+        <w:rPr>
+          <w:rFonts w:ascii="Calibri" w:hAnsi="Calibri"/>
+          <w:b/>
+          <w:color w:val="2B2B2B"/>
+          <w:sz w:val="22"/>
+        </w:rPr>
+        <w:t>ACA FINAL</w:t>
       </w:r>
     </w:p>
     <w:p>
@@ -1496,7 +1733,25 @@
           <w:color w:val="2B2B2B"/>
           <w:sz w:val="22"/>
         </w:rPr>
-        <w:t xml:space="preserve"> — actividad «Coevaluación» del aula. Único canal válido.</w:t>
+        <w:t xml:space="preserve"> — foro </w:t>
+      </w:r>
+      <w:r>
+        <w:rPr>
+          <w:rFonts w:ascii="Calibri" w:hAnsi="Calibri"/>
+          <w:b/>
+          <w:color w:val="2B2B2B"/>
+          <w:sz w:val="22"/>
+        </w:rPr>
+        <w:t>«Coevaluación»</w:t>
+      </w:r>
+      <w:r>
+        <w:rPr>
+          <w:rFonts w:ascii="Calibri" w:hAnsi="Calibri"/>
+          <w:b w:val="0"/>
+          <w:color w:val="2B2B2B"/>
+          <w:sz w:val="22"/>
+        </w:rPr>
+        <w:t xml:space="preserve"> del aula. Único canal válido.</w:t>
       </w:r>
     </w:p>
     <w:p>
@@ -1556,7 +1811,721 @@
           <w:color w:val="007433"/>
           <w:sz w:val="32"/>
         </w:rPr>
-        <w:t>7. Relación con sesiones</w:t>
+        <w:t>7. Dónde encaja en la nota del curso</w:t>
+      </w:r>
+    </w:p>
+    <w:p>
+      <w:r>
+        <w:rPr>
+          <w:rFonts w:ascii="Calibri" w:hAnsi="Calibri"/>
+          <w:b w:val="0"/>
+          <w:color w:val="2B2B2B"/>
+          <w:sz w:val="22"/>
+        </w:rPr>
+        <w:t xml:space="preserve">Este documento corresponde a </w:t>
+      </w:r>
+      <w:r>
+        <w:rPr>
+          <w:rFonts w:ascii="Calibri" w:hAnsi="Calibri"/>
+          <w:b/>
+          <w:color w:val="2B2B2B"/>
+          <w:sz w:val="22"/>
+        </w:rPr>
+        <w:t>un</w:t>
+      </w:r>
+      <w:r>
+        <w:rPr>
+          <w:rFonts w:ascii="Calibri" w:hAnsi="Calibri"/>
+          <w:b w:val="0"/>
+          <w:color w:val="2B2B2B"/>
+          <w:sz w:val="22"/>
+        </w:rPr>
+        <w:t xml:space="preserve"> ítem: </w:t>
+      </w:r>
+      <w:r>
+        <w:rPr>
+          <w:rFonts w:ascii="Calibri" w:hAnsi="Calibri"/>
+          <w:b/>
+          <w:color w:val="2B2B2B"/>
+          <w:sz w:val="22"/>
+        </w:rPr>
+        <w:t>Coevaluación</w:t>
+      </w:r>
+      <w:r>
+        <w:rPr>
+          <w:rFonts w:ascii="Calibri" w:hAnsi="Calibri"/>
+          <w:b w:val="0"/>
+          <w:color w:val="2B2B2B"/>
+          <w:sz w:val="22"/>
+        </w:rPr>
+        <w:t xml:space="preserve"> (Foro, 4%). El resto de la nota lo registran los demás ítems del aula:</w:t>
+      </w:r>
+    </w:p>
+    <w:tbl>
+      <w:tblPr>
+        <w:tblStyle w:val="TableGrid"/>
+        <w:tblW w:type="auto" w:w="0"/>
+        <w:tblLook w:firstColumn="1" w:firstRow="1" w:lastColumn="0" w:lastRow="0" w:noHBand="0" w:noVBand="1" w:val="04A0"/>
+      </w:tblPr>
+      <w:tblGrid>
+        <w:gridCol w:w="1958"/>
+        <w:gridCol w:w="1958"/>
+        <w:gridCol w:w="1958"/>
+        <w:gridCol w:w="1958"/>
+        <w:gridCol w:w="1958"/>
+      </w:tblGrid>
+      <w:tr>
+        <w:tc>
+          <w:tcPr>
+            <w:tcW w:type="dxa" w:w="1958"/>
+            <w:shd w:val="clear" w:fill="0C2340"/>
+            <w:shd w:val="clear" w:fill="0C2340"/>
+          </w:tcPr>
+          <w:p>
+            <w:r>
+              <w:rPr>
+                <w:rFonts w:ascii="Calibri" w:hAnsi="Calibri"/>
+                <w:b/>
+                <w:color w:val="FFFFFF"/>
+              </w:rPr>
+            </w:r>
+            <w:r>
+              <w:rPr>
+                <w:rFonts w:ascii="Calibri" w:hAnsi="Calibri"/>
+                <w:b/>
+                <w:color w:val="FFFFFF"/>
+                <w:sz w:val="21"/>
+              </w:rPr>
+              <w:t>Ítem en CDigital</w:t>
+            </w:r>
+          </w:p>
+        </w:tc>
+        <w:tc>
+          <w:tcPr>
+            <w:tcW w:type="dxa" w:w="1958"/>
+            <w:shd w:val="clear" w:fill="0C2340"/>
+            <w:shd w:val="clear" w:fill="0C2340"/>
+          </w:tcPr>
+          <w:p>
+            <w:r>
+              <w:rPr>
+                <w:rFonts w:ascii="Calibri" w:hAnsi="Calibri"/>
+                <w:b/>
+                <w:color w:val="FFFFFF"/>
+              </w:rPr>
+            </w:r>
+            <w:r>
+              <w:rPr>
+                <w:rFonts w:ascii="Calibri" w:hAnsi="Calibri"/>
+                <w:b/>
+                <w:color w:val="FFFFFF"/>
+                <w:sz w:val="21"/>
+              </w:rPr>
+              <w:t>Tipo</w:t>
+            </w:r>
+          </w:p>
+        </w:tc>
+        <w:tc>
+          <w:tcPr>
+            <w:tcW w:type="dxa" w:w="1958"/>
+            <w:shd w:val="clear" w:fill="0C2340"/>
+            <w:shd w:val="clear" w:fill="0C2340"/>
+          </w:tcPr>
+          <w:p>
+            <w:r>
+              <w:rPr>
+                <w:rFonts w:ascii="Calibri" w:hAnsi="Calibri"/>
+                <w:b/>
+                <w:color w:val="FFFFFF"/>
+              </w:rPr>
+            </w:r>
+            <w:r>
+              <w:rPr>
+                <w:rFonts w:ascii="Calibri" w:hAnsi="Calibri"/>
+                <w:b/>
+                <w:color w:val="FFFFFF"/>
+                <w:sz w:val="21"/>
+              </w:rPr>
+              <w:t>Corte</w:t>
+            </w:r>
+          </w:p>
+        </w:tc>
+        <w:tc>
+          <w:tcPr>
+            <w:tcW w:type="dxa" w:w="1958"/>
+            <w:shd w:val="clear" w:fill="0C2340"/>
+            <w:shd w:val="clear" w:fill="0C2340"/>
+          </w:tcPr>
+          <w:p>
+            <w:r>
+              <w:rPr>
+                <w:rFonts w:ascii="Calibri" w:hAnsi="Calibri"/>
+                <w:b/>
+                <w:color w:val="FFFFFF"/>
+              </w:rPr>
+            </w:r>
+            <w:r>
+              <w:rPr>
+                <w:rFonts w:ascii="Calibri" w:hAnsi="Calibri"/>
+                <w:b/>
+                <w:color w:val="FFFFFF"/>
+                <w:sz w:val="21"/>
+              </w:rPr>
+              <w:t>Peso</w:t>
+            </w:r>
+          </w:p>
+        </w:tc>
+        <w:tc>
+          <w:tcPr>
+            <w:tcW w:type="dxa" w:w="1958"/>
+            <w:shd w:val="clear" w:fill="0C2340"/>
+            <w:shd w:val="clear" w:fill="0C2340"/>
+          </w:tcPr>
+          <w:p>
+            <w:r>
+              <w:rPr>
+                <w:rFonts w:ascii="Calibri" w:hAnsi="Calibri"/>
+                <w:b/>
+                <w:color w:val="FFFFFF"/>
+              </w:rPr>
+            </w:r>
+            <w:r>
+              <w:rPr>
+                <w:rFonts w:ascii="Calibri" w:hAnsi="Calibri"/>
+                <w:b/>
+                <w:color w:val="FFFFFF"/>
+                <w:sz w:val="21"/>
+              </w:rPr>
+              <w:t>Cierre</w:t>
+            </w:r>
+          </w:p>
+        </w:tc>
+      </w:tr>
+      <w:tr>
+        <w:tc>
+          <w:tcPr>
+            <w:tcW w:type="dxa" w:w="1958"/>
+          </w:tcPr>
+          <w:p>
+            <w:r/>
+            <w:r>
+              <w:rPr>
+                <w:rFonts w:ascii="Calibri" w:hAnsi="Calibri"/>
+                <w:b/>
+                <w:color w:val="2B2B2B"/>
+                <w:sz w:val="20"/>
+              </w:rPr>
+              <w:t>Quiz</w:t>
+            </w:r>
+          </w:p>
+        </w:tc>
+        <w:tc>
+          <w:tcPr>
+            <w:tcW w:type="dxa" w:w="1958"/>
+          </w:tcPr>
+          <w:p>
+            <w:r/>
+            <w:r>
+              <w:rPr>
+                <w:rFonts w:ascii="Calibri" w:hAnsi="Calibri"/>
+                <w:b w:val="0"/>
+                <w:color w:val="2B2B2B"/>
+                <w:sz w:val="20"/>
+              </w:rPr>
+              <w:t>Cuestionario</w:t>
+            </w:r>
+          </w:p>
+        </w:tc>
+        <w:tc>
+          <w:tcPr>
+            <w:tcW w:type="dxa" w:w="1958"/>
+          </w:tcPr>
+          <w:p>
+            <w:r/>
+            <w:r>
+              <w:rPr>
+                <w:rFonts w:ascii="Calibri" w:hAnsi="Calibri"/>
+                <w:b w:val="0"/>
+                <w:color w:val="2B2B2B"/>
+                <w:sz w:val="20"/>
+              </w:rPr>
+              <w:t>1</w:t>
+            </w:r>
+          </w:p>
+        </w:tc>
+        <w:tc>
+          <w:tcPr>
+            <w:tcW w:type="dxa" w:w="1958"/>
+          </w:tcPr>
+          <w:p>
+            <w:r/>
+            <w:r>
+              <w:rPr>
+                <w:rFonts w:ascii="Calibri" w:hAnsi="Calibri"/>
+                <w:b w:val="0"/>
+                <w:color w:val="2B2B2B"/>
+                <w:sz w:val="20"/>
+              </w:rPr>
+              <w:t>25%</w:t>
+            </w:r>
+          </w:p>
+        </w:tc>
+        <w:tc>
+          <w:tcPr>
+            <w:tcW w:type="dxa" w:w="1958"/>
+          </w:tcPr>
+          <w:p>
+            <w:r/>
+            <w:r>
+              <w:rPr>
+                <w:rFonts w:ascii="Calibri" w:hAnsi="Calibri"/>
+                <w:b w:val="0"/>
+                <w:color w:val="2B2B2B"/>
+                <w:sz w:val="20"/>
+              </w:rPr>
+              <w:t>30/08/2026</w:t>
+            </w:r>
+          </w:p>
+        </w:tc>
+      </w:tr>
+      <w:tr>
+        <w:tc>
+          <w:tcPr>
+            <w:tcW w:type="dxa" w:w="1958"/>
+            <w:shd w:val="clear" w:fill="F5F7F5"/>
+            <w:shd w:val="clear" w:fill="F5F7F5"/>
+          </w:tcPr>
+          <w:p>
+            <w:r/>
+            <w:r>
+              <w:rPr>
+                <w:rFonts w:ascii="Calibri" w:hAnsi="Calibri"/>
+                <w:b/>
+                <w:color w:val="2B2B2B"/>
+                <w:sz w:val="20"/>
+              </w:rPr>
+              <w:t>ACA 1</w:t>
+            </w:r>
+          </w:p>
+        </w:tc>
+        <w:tc>
+          <w:tcPr>
+            <w:tcW w:type="dxa" w:w="1958"/>
+            <w:shd w:val="clear" w:fill="F5F7F5"/>
+            <w:shd w:val="clear" w:fill="F5F7F5"/>
+          </w:tcPr>
+          <w:p>
+            <w:r/>
+            <w:r>
+              <w:rPr>
+                <w:rFonts w:ascii="Calibri" w:hAnsi="Calibri"/>
+                <w:b w:val="0"/>
+                <w:color w:val="2B2B2B"/>
+                <w:sz w:val="20"/>
+              </w:rPr>
+              <w:t>Tarea</w:t>
+            </w:r>
+          </w:p>
+        </w:tc>
+        <w:tc>
+          <w:tcPr>
+            <w:tcW w:type="dxa" w:w="1958"/>
+            <w:shd w:val="clear" w:fill="F5F7F5"/>
+            <w:shd w:val="clear" w:fill="F5F7F5"/>
+          </w:tcPr>
+          <w:p>
+            <w:r/>
+            <w:r>
+              <w:rPr>
+                <w:rFonts w:ascii="Calibri" w:hAnsi="Calibri"/>
+                <w:b w:val="0"/>
+                <w:color w:val="2B2B2B"/>
+                <w:sz w:val="20"/>
+              </w:rPr>
+              <w:t>2</w:t>
+            </w:r>
+          </w:p>
+        </w:tc>
+        <w:tc>
+          <w:tcPr>
+            <w:tcW w:type="dxa" w:w="1958"/>
+            <w:shd w:val="clear" w:fill="F5F7F5"/>
+            <w:shd w:val="clear" w:fill="F5F7F5"/>
+          </w:tcPr>
+          <w:p>
+            <w:r/>
+            <w:r>
+              <w:rPr>
+                <w:rFonts w:ascii="Calibri" w:hAnsi="Calibri"/>
+                <w:b w:val="0"/>
+                <w:color w:val="2B2B2B"/>
+                <w:sz w:val="20"/>
+              </w:rPr>
+              <w:t>25%</w:t>
+            </w:r>
+          </w:p>
+        </w:tc>
+        <w:tc>
+          <w:tcPr>
+            <w:tcW w:type="dxa" w:w="1958"/>
+            <w:shd w:val="clear" w:fill="F5F7F5"/>
+            <w:shd w:val="clear" w:fill="F5F7F5"/>
+          </w:tcPr>
+          <w:p>
+            <w:r/>
+            <w:r>
+              <w:rPr>
+                <w:rFonts w:ascii="Calibri" w:hAnsi="Calibri"/>
+                <w:b w:val="0"/>
+                <w:color w:val="2B2B2B"/>
+                <w:sz w:val="20"/>
+              </w:rPr>
+              <w:t>04/10/2026</w:t>
+            </w:r>
+          </w:p>
+        </w:tc>
+      </w:tr>
+      <w:tr>
+        <w:tc>
+          <w:tcPr>
+            <w:tcW w:type="dxa" w:w="1958"/>
+          </w:tcPr>
+          <w:p>
+            <w:r/>
+            <w:r>
+              <w:rPr>
+                <w:rFonts w:ascii="Calibri" w:hAnsi="Calibri"/>
+                <w:b/>
+                <w:color w:val="2B2B2B"/>
+                <w:sz w:val="20"/>
+              </w:rPr>
+              <w:t>ACA FINAL</w:t>
+            </w:r>
+          </w:p>
+        </w:tc>
+        <w:tc>
+          <w:tcPr>
+            <w:tcW w:type="dxa" w:w="1958"/>
+          </w:tcPr>
+          <w:p>
+            <w:r/>
+            <w:r>
+              <w:rPr>
+                <w:rFonts w:ascii="Calibri" w:hAnsi="Calibri"/>
+                <w:b w:val="0"/>
+                <w:color w:val="2B2B2B"/>
+                <w:sz w:val="20"/>
+              </w:rPr>
+              <w:t>Tarea</w:t>
+            </w:r>
+          </w:p>
+        </w:tc>
+        <w:tc>
+          <w:tcPr>
+            <w:tcW w:type="dxa" w:w="1958"/>
+          </w:tcPr>
+          <w:p>
+            <w:r/>
+            <w:r>
+              <w:rPr>
+                <w:rFonts w:ascii="Calibri" w:hAnsi="Calibri"/>
+                <w:b w:val="0"/>
+                <w:color w:val="2B2B2B"/>
+                <w:sz w:val="20"/>
+              </w:rPr>
+              <w:t>3</w:t>
+            </w:r>
+          </w:p>
+        </w:tc>
+        <w:tc>
+          <w:tcPr>
+            <w:tcW w:type="dxa" w:w="1958"/>
+          </w:tcPr>
+          <w:p>
+            <w:r/>
+            <w:r>
+              <w:rPr>
+                <w:rFonts w:ascii="Calibri" w:hAnsi="Calibri"/>
+                <w:b w:val="0"/>
+                <w:color w:val="2B2B2B"/>
+                <w:sz w:val="20"/>
+              </w:rPr>
+              <w:t>42%</w:t>
+            </w:r>
+          </w:p>
+        </w:tc>
+        <w:tc>
+          <w:tcPr>
+            <w:tcW w:type="dxa" w:w="1958"/>
+          </w:tcPr>
+          <w:p>
+            <w:r/>
+            <w:r>
+              <w:rPr>
+                <w:rFonts w:ascii="Calibri" w:hAnsi="Calibri"/>
+                <w:b w:val="0"/>
+                <w:color w:val="2B2B2B"/>
+                <w:sz w:val="20"/>
+              </w:rPr>
+              <w:t>08/11/2026</w:t>
+            </w:r>
+          </w:p>
+        </w:tc>
+      </w:tr>
+      <w:tr>
+        <w:tc>
+          <w:tcPr>
+            <w:tcW w:type="dxa" w:w="1958"/>
+            <w:shd w:val="clear" w:fill="F5F7F5"/>
+            <w:shd w:val="clear" w:fill="F5F7F5"/>
+          </w:tcPr>
+          <w:p>
+            <w:r/>
+            <w:r>
+              <w:rPr>
+                <w:rFonts w:ascii="Calibri" w:hAnsi="Calibri"/>
+                <w:b/>
+                <w:color w:val="2B2B2B"/>
+                <w:sz w:val="20"/>
+              </w:rPr>
+              <w:t>Autoevaluación</w:t>
+            </w:r>
+          </w:p>
+        </w:tc>
+        <w:tc>
+          <w:tcPr>
+            <w:tcW w:type="dxa" w:w="1958"/>
+            <w:shd w:val="clear" w:fill="F5F7F5"/>
+            <w:shd w:val="clear" w:fill="F5F7F5"/>
+          </w:tcPr>
+          <w:p>
+            <w:r/>
+            <w:r>
+              <w:rPr>
+                <w:rFonts w:ascii="Calibri" w:hAnsi="Calibri"/>
+                <w:b w:val="0"/>
+                <w:color w:val="2B2B2B"/>
+                <w:sz w:val="20"/>
+              </w:rPr>
+              <w:t>Cuestionario</w:t>
+            </w:r>
+          </w:p>
+        </w:tc>
+        <w:tc>
+          <w:tcPr>
+            <w:tcW w:type="dxa" w:w="1958"/>
+            <w:shd w:val="clear" w:fill="F5F7F5"/>
+            <w:shd w:val="clear" w:fill="F5F7F5"/>
+          </w:tcPr>
+          <w:p>
+            <w:r/>
+            <w:r>
+              <w:rPr>
+                <w:rFonts w:ascii="Calibri" w:hAnsi="Calibri"/>
+                <w:b w:val="0"/>
+                <w:color w:val="2B2B2B"/>
+                <w:sz w:val="20"/>
+              </w:rPr>
+              <w:t>3</w:t>
+            </w:r>
+          </w:p>
+        </w:tc>
+        <w:tc>
+          <w:tcPr>
+            <w:tcW w:type="dxa" w:w="1958"/>
+            <w:shd w:val="clear" w:fill="F5F7F5"/>
+            <w:shd w:val="clear" w:fill="F5F7F5"/>
+          </w:tcPr>
+          <w:p>
+            <w:r/>
+            <w:r>
+              <w:rPr>
+                <w:rFonts w:ascii="Calibri" w:hAnsi="Calibri"/>
+                <w:b w:val="0"/>
+                <w:color w:val="2B2B2B"/>
+                <w:sz w:val="20"/>
+              </w:rPr>
+              <w:t>4%</w:t>
+            </w:r>
+          </w:p>
+        </w:tc>
+        <w:tc>
+          <w:tcPr>
+            <w:tcW w:type="dxa" w:w="1958"/>
+            <w:shd w:val="clear" w:fill="F5F7F5"/>
+            <w:shd w:val="clear" w:fill="F5F7F5"/>
+          </w:tcPr>
+          <w:p>
+            <w:r/>
+            <w:r>
+              <w:rPr>
+                <w:rFonts w:ascii="Calibri" w:hAnsi="Calibri"/>
+                <w:b w:val="0"/>
+                <w:color w:val="2B2B2B"/>
+                <w:sz w:val="20"/>
+              </w:rPr>
+              <w:t>22/11/2026</w:t>
+            </w:r>
+          </w:p>
+        </w:tc>
+      </w:tr>
+      <w:tr>
+        <w:tc>
+          <w:tcPr>
+            <w:tcW w:type="dxa" w:w="1958"/>
+          </w:tcPr>
+          <w:p>
+            <w:r/>
+            <w:r>
+              <w:rPr>
+                <w:rFonts w:ascii="Calibri" w:hAnsi="Calibri"/>
+                <w:b/>
+                <w:color w:val="2B2B2B"/>
+                <w:sz w:val="20"/>
+              </w:rPr>
+              <w:t>Coevaluación</w:t>
+            </w:r>
+          </w:p>
+        </w:tc>
+        <w:tc>
+          <w:tcPr>
+            <w:tcW w:type="dxa" w:w="1958"/>
+          </w:tcPr>
+          <w:p>
+            <w:r/>
+            <w:r>
+              <w:rPr>
+                <w:rFonts w:ascii="Calibri" w:hAnsi="Calibri"/>
+                <w:b w:val="0"/>
+                <w:color w:val="2B2B2B"/>
+                <w:sz w:val="20"/>
+              </w:rPr>
+              <w:t>Foro</w:t>
+            </w:r>
+          </w:p>
+        </w:tc>
+        <w:tc>
+          <w:tcPr>
+            <w:tcW w:type="dxa" w:w="1958"/>
+          </w:tcPr>
+          <w:p>
+            <w:r/>
+            <w:r>
+              <w:rPr>
+                <w:rFonts w:ascii="Calibri" w:hAnsi="Calibri"/>
+                <w:b w:val="0"/>
+                <w:color w:val="2B2B2B"/>
+                <w:sz w:val="20"/>
+              </w:rPr>
+              <w:t>3</w:t>
+            </w:r>
+          </w:p>
+        </w:tc>
+        <w:tc>
+          <w:tcPr>
+            <w:tcW w:type="dxa" w:w="1958"/>
+          </w:tcPr>
+          <w:p>
+            <w:r/>
+            <w:r>
+              <w:rPr>
+                <w:rFonts w:ascii="Calibri" w:hAnsi="Calibri"/>
+                <w:b w:val="0"/>
+                <w:color w:val="2B2B2B"/>
+                <w:sz w:val="20"/>
+              </w:rPr>
+              <w:t>4%</w:t>
+            </w:r>
+          </w:p>
+        </w:tc>
+        <w:tc>
+          <w:tcPr>
+            <w:tcW w:type="dxa" w:w="1958"/>
+          </w:tcPr>
+          <w:p>
+            <w:r/>
+            <w:r>
+              <w:rPr>
+                <w:rFonts w:ascii="Calibri" w:hAnsi="Calibri"/>
+                <w:b w:val="0"/>
+                <w:color w:val="2B2B2B"/>
+                <w:sz w:val="20"/>
+              </w:rPr>
+              <w:t>15/11/2026</w:t>
+            </w:r>
+          </w:p>
+        </w:tc>
+      </w:tr>
+    </w:tbl>
+    <w:p/>
+    <w:p>
+      <w:r>
+        <w:rPr>
+          <w:rFonts w:ascii="Calibri" w:hAnsi="Calibri"/>
+          <w:b/>
+          <w:color w:val="2B2B2B"/>
+          <w:sz w:val="22"/>
+        </w:rPr>
+        <w:t>Cortes:</w:t>
+      </w:r>
+      <w:r>
+        <w:rPr>
+          <w:rFonts w:ascii="Calibri" w:hAnsi="Calibri"/>
+          <w:b w:val="0"/>
+          <w:color w:val="2B2B2B"/>
+          <w:sz w:val="22"/>
+        </w:rPr>
+        <w:t xml:space="preserve"> Corte 1 25% = Quiz 25% · Corte 2 25% = ACA 1 25% · Corte 3 50% = ACA FINAL 42% + Autoevaluación 4% + Coevaluación 4%.</w:t>
+      </w:r>
+    </w:p>
+    <w:p>
+      <w:pPr>
+        <w:ind w:left="432"/>
+        <w:shd w:val="clear" w:fill="E8F5EC"/>
+      </w:pPr>
+      <w:r>
+        <w:rPr>
+          <w:rFonts w:ascii="Calibri" w:hAnsi="Calibri"/>
+          <w:b w:val="0"/>
+          <w:i/>
+          <w:color w:val="2B2B2B"/>
+          <w:sz w:val="21"/>
+        </w:rPr>
+        <w:t xml:space="preserve">Tabla generada del libro de calificaciones del aula (auditoría 2026-08-10). Si en CDigital ves un ítem distinto, </w:t>
+      </w:r>
+      <w:r>
+        <w:rPr>
+          <w:rFonts w:ascii="Calibri" w:hAnsi="Calibri"/>
+          <w:b/>
+          <w:i/>
+          <w:color w:val="2B2B2B"/>
+          <w:sz w:val="21"/>
+        </w:rPr>
+        <w:t>manda CDigital</w:t>
+      </w:r>
+      <w:r>
+        <w:rPr>
+          <w:rFonts w:ascii="Calibri" w:hAnsi="Calibri"/>
+          <w:b w:val="0"/>
+          <w:i/>
+          <w:color w:val="2B2B2B"/>
+          <w:sz w:val="21"/>
+        </w:rPr>
+        <w:t xml:space="preserve"> y avísale al Docente.</w:t>
+      </w:r>
+    </w:p>
+    <w:p>
+      <w:pPr>
+        <w:spacing w:before="200" w:after="60"/>
+      </w:pPr>
+      <w:r>
+        <w:rPr>
+          <w:rFonts w:ascii="Calibri" w:hAnsi="Calibri"/>
+          <w:b/>
+          <w:color w:val="007433"/>
+          <w:sz w:val="32"/>
+        </w:rPr>
+        <w:t>8. Relación con sesiones</w:t>
       </w:r>
     </w:p>
     <w:p>
@@ -1585,7 +2554,7 @@
           <w:color w:val="2B2B2B"/>
           <w:sz w:val="22"/>
         </w:rPr>
-        <w:t xml:space="preserve">. La ventana cierra </w:t>
+        <w:t xml:space="preserve">. Su ventana cierra </w:t>
       </w:r>
       <w:r>
         <w:rPr>
@@ -1603,7 +2572,7 @@
           <w:color w:val="2B2B2B"/>
           <w:sz w:val="22"/>
         </w:rPr>
-        <w:t xml:space="preserve"> de la de autoevaluación (ver fechas oficiales del periodo).</w:t>
+        <w:t xml:space="preserve"> que la de la autoevaluación (fechas oficiales del periodo).</w:t>
       </w:r>
     </w:p>
     <w:p>
@@ -1619,7 +2588,7 @@
           <w:color w:val="2B2B2B"/>
           <w:sz w:val="21"/>
         </w:rPr>
-        <w:t>Ventanas de este instructivo: Fechas OFICIALES de Coordinación (Cronograma_Proyecto_I_II_Especializaciones_26ES4.pdf); no se calculan por pesos. Cierre y registro de todas las notas: 22/11/2026.</w:t>
+        <w:t>Fechas de este documento: Fechas OFICIALES de Coordinación (Cronograma_Proyecto_I_II_Especializaciones_26ES4.pdf) sobre la estructura real del aula en CDigital: Quiz 25% (corte 1) · ACA 1 25% (corte 2) · ACA FINAL 42% + autoevaluación 4% + coevaluación 4% (corte 3). Cierre y registro de todas las notas: 22/11/2026.</w:t>
       </w:r>
     </w:p>
     <w:sectPr>

--- a/Especializacion/Proyecto I/Clases/Recursos/ACAs/Coevaluacion individual (4%) - instructivo.docx
+++ b/Especializacion/Proyecto I/Clases/Recursos/ACAs/Coevaluacion individual (4%) - instructivo.docx
@@ -2554,7 +2554,7 @@
           <w:color w:val="2B2B2B"/>
           <w:sz w:val="22"/>
         </w:rPr>
-        <w:t xml:space="preserve">. Su ventana cierra </w:t>
+        <w:t xml:space="preserve"> (09/11/2026 · Integración y evaluación · coevaluación y autoevaluación). Su ventana cierra </w:t>
       </w:r>
       <w:r>
         <w:rPr>
